--- a/Knowledge/3-Work knowledge/1-Software Engineering/2-Testing/5-My Source/2-ISTQB certification roadmap.docx
+++ b/Knowledge/3-Work knowledge/1-Software Engineering/2-Testing/5-My Source/2-ISTQB certification roadmap.docx
@@ -18,51 +18,77 @@
       </w:pPr>
       <w:r>
         <w:rPr>
-          <w:b/>
-          <w:shd w:val="clear" w:color="auto" w:fill="B7B7B7"/>
-        </w:rPr>
-        <w:t># Source</w:t>
-      </w:r>
-      <w:r>
-        <w:rPr>
-          <w:shd w:val="clear" w:color="auto" w:fill="B7B7B7"/>
-        </w:rPr>
-        <w:t xml:space="preserve">: </w:t>
-      </w:r>
-      <w:r>
-        <w:rPr>
-          <w:b/>
-          <w:shd w:val="clear" w:color="auto" w:fill="B7B7B7"/>
-        </w:rPr>
-        <w:t xml:space="preserve">Chatgpt </w:t>
-      </w:r>
-      <w:r>
-        <w:rPr>
-          <w:b/>
-          <w:sz w:val="14"/>
-          <w:szCs w:val="14"/>
-          <w:shd w:val="clear" w:color="auto" w:fill="B7B7B7"/>
-        </w:rPr>
-        <w:t>(GPT</w:t>
-      </w:r>
-      <w:r>
-        <w:rPr>
-          <w:rFonts w:ascii="Cambria Math" w:hAnsi="Cambria Math" w:cs="Cambria Math"/>
-          <w:b/>
-          <w:sz w:val="14"/>
-          <w:szCs w:val="14"/>
-          <w:shd w:val="clear" w:color="auto" w:fill="B7B7B7"/>
+          <w:rFonts w:ascii="Arial" w:eastAsia="Arial" w:hAnsi="Arial" w:cs="Arial"/>
+          <w:b/>
+          <w:color w:val="000000"/>
+          <w:sz w:val="18"/>
+          <w:highlight w:val="lightGray"/>
+        </w:rPr>
+        <w:t># Source: AI Source: Provided by: [Data Path</w:t>
+      </w:r>
+      <w:r>
+        <w:rPr>
+          <w:rFonts w:ascii="Arial" w:eastAsia="Arial" w:hAnsi="Arial" w:cs="Arial"/>
+          <w:color w:val="000000"/>
+          <w:sz w:val="18"/>
+          <w:highlight w:val="lightGray"/>
+        </w:rPr>
+        <w:t xml:space="preserve">: Persons Table -&gt; ID Column: 1, Name_En Column: Motasem Essam] -&gt; </w:t>
+      </w:r>
+      <w:r>
+        <w:rPr>
+          <w:rFonts w:ascii="Arial" w:eastAsia="Arial" w:hAnsi="Arial" w:cs="Arial"/>
+          <w:b/>
+          <w:color w:val="000000"/>
+          <w:sz w:val="18"/>
+          <w:highlight w:val="lightGray"/>
+        </w:rPr>
+        <w:t>From:</w:t>
+      </w:r>
+      <w:r>
+        <w:rPr>
+          <w:rFonts w:ascii="Arial" w:eastAsia="Arial" w:hAnsi="Arial" w:cs="Arial"/>
+          <w:color w:val="000000"/>
+          <w:sz w:val="18"/>
+          <w:highlight w:val="lightGray"/>
+        </w:rPr>
+        <w:t xml:space="preserve"> [Chatgpt (GPT</w:t>
+      </w:r>
+      <w:r>
+        <w:rPr>
+          <w:rFonts w:ascii="Arial" w:eastAsia="Arial" w:hAnsi="Arial" w:cs="Cambria Math"/>
+          <w:color w:val="000000"/>
+          <w:sz w:val="18"/>
+          <w:highlight w:val="lightGray"/>
         </w:rPr>
         <w:t>‑</w:t>
       </w:r>
       <w:r>
         <w:rPr>
-          <w:b/>
-          <w:sz w:val="14"/>
-          <w:szCs w:val="14"/>
-          <w:shd w:val="clear" w:color="auto" w:fill="B7B7B7"/>
-        </w:rPr>
-        <w:t>5 Mini) at [8/14/2025]</w:t>
+          <w:rFonts w:ascii="Arial" w:eastAsia="Arial" w:hAnsi="Arial" w:cs="Arial"/>
+          <w:color w:val="000000"/>
+          <w:sz w:val="18"/>
+          <w:highlight w:val="lightGray"/>
+        </w:rPr>
+        <w:t xml:space="preserve">5 Mini)] </w:t>
+      </w:r>
+      <w:r>
+        <w:rPr>
+          <w:rFonts w:ascii="Arial" w:eastAsia="Arial" w:hAnsi="Arial" w:cs="Arial"/>
+          <w:b/>
+          <w:color w:val="000000"/>
+          <w:sz w:val="18"/>
+          <w:highlight w:val="lightGray"/>
+        </w:rPr>
+        <w:t>on</w:t>
+      </w:r>
+      <w:r>
+        <w:rPr>
+          <w:rFonts w:ascii="Arial" w:eastAsia="Arial" w:hAnsi="Arial"/>
+          <w:sz w:val="18"/>
+          <w:highlight w:val="lightGray"/>
+        </w:rPr>
+        <w:t xml:space="preserve"> [8/14/2025]</w:t>
       </w:r>
     </w:p>
     <w:p>
@@ -107,7 +133,7 @@
     </w:p>
     <w:p>
       <w:r>
-        <w:pict w14:anchorId="0ECF74F1">
+        <w:pict>
           <v:rect id="_x0000_i1025" style="width:0;height:1.5pt" o:hralign="center" o:hrstd="t" o:hr="t" fillcolor="#a0a0a0" stroked="f"/>
         </w:pict>
       </w:r>
@@ -140,51 +166,77 @@
       </w:pPr>
       <w:r>
         <w:rPr>
-          <w:b/>
-          <w:shd w:val="clear" w:color="auto" w:fill="B7B7B7"/>
-        </w:rPr>
-        <w:t># Source</w:t>
-      </w:r>
-      <w:r>
-        <w:rPr>
-          <w:shd w:val="clear" w:color="auto" w:fill="B7B7B7"/>
-        </w:rPr>
-        <w:t xml:space="preserve">: </w:t>
-      </w:r>
-      <w:r>
-        <w:rPr>
-          <w:b/>
-          <w:shd w:val="clear" w:color="auto" w:fill="B7B7B7"/>
-        </w:rPr>
-        <w:t xml:space="preserve">Chatgpt </w:t>
-      </w:r>
-      <w:r>
-        <w:rPr>
-          <w:b/>
-          <w:sz w:val="14"/>
-          <w:szCs w:val="14"/>
-          <w:shd w:val="clear" w:color="auto" w:fill="B7B7B7"/>
-        </w:rPr>
-        <w:t>(GPT</w:t>
-      </w:r>
-      <w:r>
-        <w:rPr>
-          <w:rFonts w:ascii="Cambria Math" w:hAnsi="Cambria Math" w:cs="Cambria Math"/>
-          <w:b/>
-          <w:sz w:val="14"/>
-          <w:szCs w:val="14"/>
-          <w:shd w:val="clear" w:color="auto" w:fill="B7B7B7"/>
+          <w:rFonts w:ascii="Arial" w:eastAsia="Arial" w:hAnsi="Arial" w:cs="Arial"/>
+          <w:b/>
+          <w:color w:val="000000"/>
+          <w:sz w:val="18"/>
+          <w:highlight w:val="lightGray"/>
+        </w:rPr>
+        <w:t># Source: AI Source: Provided by: [Data Path</w:t>
+      </w:r>
+      <w:r>
+        <w:rPr>
+          <w:rFonts w:ascii="Arial" w:eastAsia="Arial" w:hAnsi="Arial" w:cs="Arial"/>
+          <w:color w:val="000000"/>
+          <w:sz w:val="18"/>
+          <w:highlight w:val="lightGray"/>
+        </w:rPr>
+        <w:t xml:space="preserve">: Persons Table -&gt; ID Column: 1, Name_En Column: Motasem Essam] -&gt; </w:t>
+      </w:r>
+      <w:r>
+        <w:rPr>
+          <w:rFonts w:ascii="Arial" w:eastAsia="Arial" w:hAnsi="Arial" w:cs="Arial"/>
+          <w:b/>
+          <w:color w:val="000000"/>
+          <w:sz w:val="18"/>
+          <w:highlight w:val="lightGray"/>
+        </w:rPr>
+        <w:t>From:</w:t>
+      </w:r>
+      <w:r>
+        <w:rPr>
+          <w:rFonts w:ascii="Arial" w:eastAsia="Arial" w:hAnsi="Arial" w:cs="Arial"/>
+          <w:color w:val="000000"/>
+          <w:sz w:val="18"/>
+          <w:highlight w:val="lightGray"/>
+        </w:rPr>
+        <w:t xml:space="preserve"> [Chatgpt (GPT</w:t>
+      </w:r>
+      <w:r>
+        <w:rPr>
+          <w:rFonts w:ascii="Arial" w:eastAsia="Arial" w:hAnsi="Arial" w:cs="Cambria Math"/>
+          <w:color w:val="000000"/>
+          <w:sz w:val="18"/>
+          <w:highlight w:val="lightGray"/>
         </w:rPr>
         <w:t>‑</w:t>
       </w:r>
       <w:r>
         <w:rPr>
-          <w:b/>
-          <w:sz w:val="14"/>
-          <w:szCs w:val="14"/>
-          <w:shd w:val="clear" w:color="auto" w:fill="B7B7B7"/>
-        </w:rPr>
-        <w:t>5 Mini) at [8/14/2025]</w:t>
+          <w:rFonts w:ascii="Arial" w:eastAsia="Arial" w:hAnsi="Arial" w:cs="Arial"/>
+          <w:color w:val="000000"/>
+          <w:sz w:val="18"/>
+          <w:highlight w:val="lightGray"/>
+        </w:rPr>
+        <w:t xml:space="preserve">5 Mini)] </w:t>
+      </w:r>
+      <w:r>
+        <w:rPr>
+          <w:rFonts w:ascii="Arial" w:eastAsia="Arial" w:hAnsi="Arial" w:cs="Arial"/>
+          <w:b/>
+          <w:color w:val="000000"/>
+          <w:sz w:val="18"/>
+          <w:highlight w:val="lightGray"/>
+        </w:rPr>
+        <w:t>on</w:t>
+      </w:r>
+      <w:r>
+        <w:rPr>
+          <w:rFonts w:ascii="Arial" w:eastAsia="Arial" w:hAnsi="Arial"/>
+          <w:sz w:val="18"/>
+          <w:highlight w:val="lightGray"/>
+        </w:rPr>
+        <w:t xml:space="preserve"> [8/14/2025]</w:t>
       </w:r>
     </w:p>
     <w:p>
@@ -193,7 +245,7 @@
           <w:ilvl w:val="0"/>
           <w:numId w:val="2"/>
         </w:numPr>
-        <w:spacing w:before="240"/>
+        <w:spacing w:before="240" w:after="0" w:line="276" w:lineRule="auto"/>
       </w:pPr>
       <w:r>
         <w:rPr>
@@ -221,6 +273,7 @@
           <w:ilvl w:val="0"/>
           <w:numId w:val="2"/>
         </w:numPr>
+        <w:spacing w:after="0" w:line="276" w:lineRule="auto"/>
         <w:rPr>
           <w:rFonts w:ascii="Roboto Mono" w:eastAsia="Roboto Mono" w:hAnsi="Roboto Mono" w:cs="Roboto Mono"/>
         </w:rPr>
@@ -246,6 +299,7 @@
           <w:ilvl w:val="1"/>
           <w:numId w:val="2"/>
         </w:numPr>
+        <w:spacing w:after="0" w:line="276" w:lineRule="auto"/>
       </w:pPr>
       <w:r>
         <w:rPr>
@@ -273,6 +327,7 @@
           <w:ilvl w:val="1"/>
           <w:numId w:val="2"/>
         </w:numPr>
+        <w:spacing w:after="0" w:line="276" w:lineRule="auto"/>
       </w:pPr>
       <w:r>
         <w:rPr>
@@ -300,6 +355,7 @@
           <w:ilvl w:val="1"/>
           <w:numId w:val="2"/>
         </w:numPr>
+        <w:spacing w:after="0" w:line="276" w:lineRule="auto"/>
       </w:pPr>
       <w:r>
         <w:rPr>
@@ -327,6 +383,7 @@
           <w:ilvl w:val="1"/>
           <w:numId w:val="2"/>
         </w:numPr>
+        <w:spacing w:after="0" w:line="276" w:lineRule="auto"/>
       </w:pPr>
       <w:r>
         <w:rPr>
@@ -354,6 +411,7 @@
           <w:ilvl w:val="1"/>
           <w:numId w:val="2"/>
         </w:numPr>
+        <w:spacing w:after="0" w:line="276" w:lineRule="auto"/>
       </w:pPr>
       <w:r>
         <w:rPr>
@@ -381,6 +439,7 @@
           <w:ilvl w:val="1"/>
           <w:numId w:val="2"/>
         </w:numPr>
+        <w:spacing w:after="0" w:line="276" w:lineRule="auto"/>
       </w:pPr>
       <w:r>
         <w:rPr>
@@ -408,7 +467,7 @@
           <w:ilvl w:val="1"/>
           <w:numId w:val="2"/>
         </w:numPr>
-        <w:spacing w:after="240"/>
+        <w:spacing w:after="240" w:line="276" w:lineRule="auto"/>
       </w:pPr>
       <w:r>
         <w:rPr>
@@ -432,7 +491,7 @@
     </w:p>
     <w:p>
       <w:r>
-        <w:pict w14:anchorId="47C5F33A">
+        <w:pict>
           <v:rect id="_x0000_i1026" style="width:0;height:1.5pt" o:hralign="center" o:hrstd="t" o:hr="t" fillcolor="#a0a0a0" stroked="f"/>
         </w:pict>
       </w:r>
@@ -456,7 +515,6 @@
           <w:sz w:val="34"/>
           <w:szCs w:val="34"/>
         </w:rPr>
-        <w:lastRenderedPageBreak/>
         <w:t>2. Advanced Level (AL)</w:t>
       </w:r>
     </w:p>
@@ -466,51 +524,77 @@
       </w:pPr>
       <w:r>
         <w:rPr>
-          <w:b/>
-          <w:shd w:val="clear" w:color="auto" w:fill="B7B7B7"/>
-        </w:rPr>
-        <w:t># Source</w:t>
-      </w:r>
-      <w:r>
-        <w:rPr>
-          <w:shd w:val="clear" w:color="auto" w:fill="B7B7B7"/>
-        </w:rPr>
-        <w:t xml:space="preserve">: </w:t>
-      </w:r>
-      <w:r>
-        <w:rPr>
-          <w:b/>
-          <w:shd w:val="clear" w:color="auto" w:fill="B7B7B7"/>
-        </w:rPr>
-        <w:t xml:space="preserve">Chatgpt </w:t>
-      </w:r>
-      <w:r>
-        <w:rPr>
-          <w:b/>
-          <w:sz w:val="14"/>
-          <w:szCs w:val="14"/>
-          <w:shd w:val="clear" w:color="auto" w:fill="B7B7B7"/>
-        </w:rPr>
-        <w:t>(GPT</w:t>
-      </w:r>
-      <w:r>
-        <w:rPr>
-          <w:rFonts w:ascii="Cambria Math" w:hAnsi="Cambria Math" w:cs="Cambria Math"/>
-          <w:b/>
-          <w:sz w:val="14"/>
-          <w:szCs w:val="14"/>
-          <w:shd w:val="clear" w:color="auto" w:fill="B7B7B7"/>
+          <w:rFonts w:ascii="Arial" w:eastAsia="Arial" w:hAnsi="Arial" w:cs="Arial"/>
+          <w:b/>
+          <w:color w:val="000000"/>
+          <w:sz w:val="18"/>
+          <w:highlight w:val="lightGray"/>
+        </w:rPr>
+        <w:t># Source: AI Source: Provided by: [Data Path</w:t>
+      </w:r>
+      <w:r>
+        <w:rPr>
+          <w:rFonts w:ascii="Arial" w:eastAsia="Arial" w:hAnsi="Arial" w:cs="Arial"/>
+          <w:color w:val="000000"/>
+          <w:sz w:val="18"/>
+          <w:highlight w:val="lightGray"/>
+        </w:rPr>
+        <w:t xml:space="preserve">: Persons Table -&gt; ID Column: 1, Name_En Column: Motasem Essam] -&gt; </w:t>
+      </w:r>
+      <w:r>
+        <w:rPr>
+          <w:rFonts w:ascii="Arial" w:eastAsia="Arial" w:hAnsi="Arial" w:cs="Arial"/>
+          <w:b/>
+          <w:color w:val="000000"/>
+          <w:sz w:val="18"/>
+          <w:highlight w:val="lightGray"/>
+        </w:rPr>
+        <w:t>From:</w:t>
+      </w:r>
+      <w:r>
+        <w:rPr>
+          <w:rFonts w:ascii="Arial" w:eastAsia="Arial" w:hAnsi="Arial" w:cs="Arial"/>
+          <w:color w:val="000000"/>
+          <w:sz w:val="18"/>
+          <w:highlight w:val="lightGray"/>
+        </w:rPr>
+        <w:t xml:space="preserve"> [Chatgpt (GPT</w:t>
+      </w:r>
+      <w:r>
+        <w:rPr>
+          <w:rFonts w:ascii="Arial" w:eastAsia="Arial" w:hAnsi="Arial" w:cs="Cambria Math"/>
+          <w:color w:val="000000"/>
+          <w:sz w:val="18"/>
+          <w:highlight w:val="lightGray"/>
         </w:rPr>
         <w:t>‑</w:t>
       </w:r>
       <w:r>
         <w:rPr>
-          <w:b/>
-          <w:sz w:val="14"/>
-          <w:szCs w:val="14"/>
-          <w:shd w:val="clear" w:color="auto" w:fill="B7B7B7"/>
-        </w:rPr>
-        <w:t>5 Mini) at [8/14/2025]</w:t>
+          <w:rFonts w:ascii="Arial" w:eastAsia="Arial" w:hAnsi="Arial" w:cs="Arial"/>
+          <w:color w:val="000000"/>
+          <w:sz w:val="18"/>
+          <w:highlight w:val="lightGray"/>
+        </w:rPr>
+        <w:t xml:space="preserve">5 Mini)] </w:t>
+      </w:r>
+      <w:r>
+        <w:rPr>
+          <w:rFonts w:ascii="Arial" w:eastAsia="Arial" w:hAnsi="Arial" w:cs="Arial"/>
+          <w:b/>
+          <w:color w:val="000000"/>
+          <w:sz w:val="18"/>
+          <w:highlight w:val="lightGray"/>
+        </w:rPr>
+        <w:t>on</w:t>
+      </w:r>
+      <w:r>
+        <w:rPr>
+          <w:rFonts w:ascii="Arial" w:eastAsia="Arial" w:hAnsi="Arial"/>
+          <w:sz w:val="18"/>
+          <w:highlight w:val="lightGray"/>
+        </w:rPr>
+        <w:t xml:space="preserve"> [8/14/2025]</w:t>
       </w:r>
     </w:p>
     <w:p>
@@ -519,7 +603,7 @@
           <w:ilvl w:val="0"/>
           <w:numId w:val="4"/>
         </w:numPr>
-        <w:spacing w:before="240"/>
+        <w:spacing w:before="240" w:after="0" w:line="276" w:lineRule="auto"/>
       </w:pPr>
       <w:r>
         <w:rPr>
@@ -547,6 +631,7 @@
           <w:ilvl w:val="0"/>
           <w:numId w:val="4"/>
         </w:numPr>
+        <w:spacing w:after="0" w:line="276" w:lineRule="auto"/>
         <w:rPr>
           <w:rFonts w:ascii="Roboto Mono" w:eastAsia="Roboto Mono" w:hAnsi="Roboto Mono" w:cs="Roboto Mono"/>
         </w:rPr>
@@ -572,6 +657,7 @@
           <w:ilvl w:val="1"/>
           <w:numId w:val="4"/>
         </w:numPr>
+        <w:spacing w:after="0" w:line="276" w:lineRule="auto"/>
       </w:pPr>
       <w:r>
         <w:rPr>
@@ -599,6 +685,7 @@
           <w:ilvl w:val="1"/>
           <w:numId w:val="4"/>
         </w:numPr>
+        <w:spacing w:after="0" w:line="276" w:lineRule="auto"/>
       </w:pPr>
       <w:r>
         <w:rPr>
@@ -626,6 +713,7 @@
           <w:ilvl w:val="1"/>
           <w:numId w:val="4"/>
         </w:numPr>
+        <w:spacing w:after="0" w:line="276" w:lineRule="auto"/>
       </w:pPr>
       <w:r>
         <w:rPr>
@@ -653,6 +741,7 @@
           <w:ilvl w:val="0"/>
           <w:numId w:val="4"/>
         </w:numPr>
+        <w:spacing w:after="0" w:line="276" w:lineRule="auto"/>
         <w:rPr>
           <w:rFonts w:ascii="Roboto Mono" w:eastAsia="Roboto Mono" w:hAnsi="Roboto Mono" w:cs="Roboto Mono"/>
         </w:rPr>
@@ -678,6 +767,7 @@
           <w:ilvl w:val="1"/>
           <w:numId w:val="4"/>
         </w:numPr>
+        <w:spacing w:after="0" w:line="276" w:lineRule="auto"/>
         <w:rPr>
           <w:rFonts w:ascii="Roboto Mono" w:eastAsia="Roboto Mono" w:hAnsi="Roboto Mono" w:cs="Roboto Mono"/>
         </w:rPr>
@@ -701,6 +791,7 @@
           <w:ilvl w:val="1"/>
           <w:numId w:val="4"/>
         </w:numPr>
+        <w:spacing w:after="0" w:line="276" w:lineRule="auto"/>
         <w:rPr>
           <w:rFonts w:ascii="Roboto Mono" w:eastAsia="Roboto Mono" w:hAnsi="Roboto Mono" w:cs="Roboto Mono"/>
         </w:rPr>
@@ -724,7 +815,7 @@
           <w:ilvl w:val="1"/>
           <w:numId w:val="4"/>
         </w:numPr>
-        <w:spacing w:after="240"/>
+        <w:spacing w:after="240" w:line="276" w:lineRule="auto"/>
         <w:rPr>
           <w:rFonts w:ascii="Roboto Mono" w:eastAsia="Roboto Mono" w:hAnsi="Roboto Mono" w:cs="Roboto Mono"/>
         </w:rPr>
@@ -744,7 +835,7 @@
     </w:p>
     <w:p>
       <w:r>
-        <w:pict w14:anchorId="1010E252">
+        <w:pict>
           <v:rect id="_x0000_i1027" style="width:0;height:1.5pt" o:hralign="center" o:hrstd="t" o:hr="t" fillcolor="#a0a0a0" stroked="f"/>
         </w:pict>
       </w:r>
@@ -777,51 +868,77 @@
       </w:pPr>
       <w:r>
         <w:rPr>
-          <w:b/>
-          <w:shd w:val="clear" w:color="auto" w:fill="B7B7B7"/>
-        </w:rPr>
-        <w:t># Source</w:t>
-      </w:r>
-      <w:r>
-        <w:rPr>
-          <w:shd w:val="clear" w:color="auto" w:fill="B7B7B7"/>
-        </w:rPr>
-        <w:t xml:space="preserve">: </w:t>
-      </w:r>
-      <w:r>
-        <w:rPr>
-          <w:b/>
-          <w:shd w:val="clear" w:color="auto" w:fill="B7B7B7"/>
-        </w:rPr>
-        <w:t xml:space="preserve">Chatgpt </w:t>
-      </w:r>
-      <w:r>
-        <w:rPr>
-          <w:b/>
-          <w:sz w:val="14"/>
-          <w:szCs w:val="14"/>
-          <w:shd w:val="clear" w:color="auto" w:fill="B7B7B7"/>
-        </w:rPr>
-        <w:t>(GPT</w:t>
-      </w:r>
-      <w:r>
-        <w:rPr>
-          <w:rFonts w:ascii="Cambria Math" w:hAnsi="Cambria Math" w:cs="Cambria Math"/>
-          <w:b/>
-          <w:sz w:val="14"/>
-          <w:szCs w:val="14"/>
-          <w:shd w:val="clear" w:color="auto" w:fill="B7B7B7"/>
+          <w:rFonts w:ascii="Arial" w:eastAsia="Arial" w:hAnsi="Arial" w:cs="Arial"/>
+          <w:b/>
+          <w:color w:val="000000"/>
+          <w:sz w:val="18"/>
+          <w:highlight w:val="lightGray"/>
+        </w:rPr>
+        <w:t># Source: AI Source: Provided by: [Data Path</w:t>
+      </w:r>
+      <w:r>
+        <w:rPr>
+          <w:rFonts w:ascii="Arial" w:eastAsia="Arial" w:hAnsi="Arial" w:cs="Arial"/>
+          <w:color w:val="000000"/>
+          <w:sz w:val="18"/>
+          <w:highlight w:val="lightGray"/>
+        </w:rPr>
+        <w:t xml:space="preserve">: Persons Table -&gt; ID Column: 1, Name_En Column: Motasem Essam] -&gt; </w:t>
+      </w:r>
+      <w:r>
+        <w:rPr>
+          <w:rFonts w:ascii="Arial" w:eastAsia="Arial" w:hAnsi="Arial" w:cs="Arial"/>
+          <w:b/>
+          <w:color w:val="000000"/>
+          <w:sz w:val="18"/>
+          <w:highlight w:val="lightGray"/>
+        </w:rPr>
+        <w:t>From:</w:t>
+      </w:r>
+      <w:r>
+        <w:rPr>
+          <w:rFonts w:ascii="Arial" w:eastAsia="Arial" w:hAnsi="Arial" w:cs="Arial"/>
+          <w:color w:val="000000"/>
+          <w:sz w:val="18"/>
+          <w:highlight w:val="lightGray"/>
+        </w:rPr>
+        <w:t xml:space="preserve"> [Chatgpt (GPT</w:t>
+      </w:r>
+      <w:r>
+        <w:rPr>
+          <w:rFonts w:ascii="Arial" w:eastAsia="Arial" w:hAnsi="Arial" w:cs="Cambria Math"/>
+          <w:color w:val="000000"/>
+          <w:sz w:val="18"/>
+          <w:highlight w:val="lightGray"/>
         </w:rPr>
         <w:t>‑</w:t>
       </w:r>
       <w:r>
         <w:rPr>
-          <w:b/>
-          <w:sz w:val="14"/>
-          <w:szCs w:val="14"/>
-          <w:shd w:val="clear" w:color="auto" w:fill="B7B7B7"/>
-        </w:rPr>
-        <w:t>5 Mini) at [8/14/2025]</w:t>
+          <w:rFonts w:ascii="Arial" w:eastAsia="Arial" w:hAnsi="Arial" w:cs="Arial"/>
+          <w:color w:val="000000"/>
+          <w:sz w:val="18"/>
+          <w:highlight w:val="lightGray"/>
+        </w:rPr>
+        <w:t xml:space="preserve">5 Mini)] </w:t>
+      </w:r>
+      <w:r>
+        <w:rPr>
+          <w:rFonts w:ascii="Arial" w:eastAsia="Arial" w:hAnsi="Arial" w:cs="Arial"/>
+          <w:b/>
+          <w:color w:val="000000"/>
+          <w:sz w:val="18"/>
+          <w:highlight w:val="lightGray"/>
+        </w:rPr>
+        <w:t>on</w:t>
+      </w:r>
+      <w:r>
+        <w:rPr>
+          <w:rFonts w:ascii="Arial" w:eastAsia="Arial" w:hAnsi="Arial"/>
+          <w:sz w:val="18"/>
+          <w:highlight w:val="lightGray"/>
+        </w:rPr>
+        <w:t xml:space="preserve"> [8/14/2025]</w:t>
       </w:r>
     </w:p>
     <w:p>
@@ -830,7 +947,7 @@
           <w:ilvl w:val="0"/>
           <w:numId w:val="3"/>
         </w:numPr>
-        <w:spacing w:before="240"/>
+        <w:spacing w:before="240" w:after="0" w:line="276" w:lineRule="auto"/>
       </w:pPr>
       <w:r>
         <w:rPr>
@@ -858,6 +975,7 @@
           <w:ilvl w:val="0"/>
           <w:numId w:val="3"/>
         </w:numPr>
+        <w:spacing w:after="0" w:line="276" w:lineRule="auto"/>
         <w:rPr>
           <w:rFonts w:ascii="Roboto Mono" w:eastAsia="Roboto Mono" w:hAnsi="Roboto Mono" w:cs="Roboto Mono"/>
         </w:rPr>
@@ -883,6 +1001,7 @@
           <w:ilvl w:val="1"/>
           <w:numId w:val="3"/>
         </w:numPr>
+        <w:spacing w:after="0" w:line="276" w:lineRule="auto"/>
         <w:rPr>
           <w:rFonts w:ascii="Roboto Mono" w:eastAsia="Roboto Mono" w:hAnsi="Roboto Mono" w:cs="Roboto Mono"/>
         </w:rPr>
@@ -906,6 +1025,7 @@
           <w:ilvl w:val="1"/>
           <w:numId w:val="3"/>
         </w:numPr>
+        <w:spacing w:after="0" w:line="276" w:lineRule="auto"/>
         <w:rPr>
           <w:rFonts w:ascii="Roboto Mono" w:eastAsia="Roboto Mono" w:hAnsi="Roboto Mono" w:cs="Roboto Mono"/>
         </w:rPr>
@@ -929,15 +1049,15 @@
           <w:ilvl w:val="1"/>
           <w:numId w:val="3"/>
         </w:numPr>
-        <w:rPr>
-          <w:rFonts w:ascii="Roboto Mono" w:eastAsia="Roboto Mono" w:hAnsi="Roboto Mono" w:cs="Roboto Mono"/>
-        </w:rPr>
-      </w:pPr>
-      <w:r>
-        <w:rPr>
-          <w:rFonts w:ascii="Roboto Mono" w:eastAsia="Roboto Mono" w:hAnsi="Roboto Mono" w:cs="Roboto Mono"/>
-        </w:rPr>
-        <w:lastRenderedPageBreak/>
+        <w:spacing w:after="0" w:line="276" w:lineRule="auto"/>
+        <w:rPr>
+          <w:rFonts w:ascii="Roboto Mono" w:eastAsia="Roboto Mono" w:hAnsi="Roboto Mono" w:cs="Roboto Mono"/>
+        </w:rPr>
+      </w:pPr>
+      <w:r>
+        <w:rPr>
+          <w:rFonts w:ascii="Roboto Mono" w:eastAsia="Roboto Mono" w:hAnsi="Roboto Mono" w:cs="Roboto Mono"/>
+        </w:rPr>
         <w:t>Test Automation</w:t>
       </w:r>
       <w:r>
@@ -953,7 +1073,7 @@
           <w:ilvl w:val="1"/>
           <w:numId w:val="3"/>
         </w:numPr>
-        <w:spacing w:after="240"/>
+        <w:spacing w:after="240" w:line="276" w:lineRule="auto"/>
         <w:rPr>
           <w:rFonts w:ascii="Roboto Mono" w:eastAsia="Roboto Mono" w:hAnsi="Roboto Mono" w:cs="Roboto Mono"/>
         </w:rPr>
@@ -973,7 +1093,7 @@
     </w:p>
     <w:p>
       <w:r>
-        <w:pict w14:anchorId="72C72CFE">
+        <w:pict>
           <v:rect id="_x0000_i1028" style="width:0;height:1.5pt" o:hralign="center" o:hrstd="t" o:hr="t" fillcolor="#a0a0a0" stroked="f"/>
         </w:pict>
       </w:r>
@@ -1009,51 +1129,77 @@
       </w:pPr>
       <w:r>
         <w:rPr>
-          <w:b/>
-          <w:shd w:val="clear" w:color="auto" w:fill="B7B7B7"/>
-        </w:rPr>
-        <w:t># Source</w:t>
-      </w:r>
-      <w:r>
-        <w:rPr>
-          <w:shd w:val="clear" w:color="auto" w:fill="B7B7B7"/>
-        </w:rPr>
-        <w:t xml:space="preserve">: </w:t>
-      </w:r>
-      <w:r>
-        <w:rPr>
-          <w:b/>
-          <w:shd w:val="clear" w:color="auto" w:fill="B7B7B7"/>
-        </w:rPr>
-        <w:t xml:space="preserve">Chatgpt </w:t>
-      </w:r>
-      <w:r>
-        <w:rPr>
-          <w:b/>
-          <w:sz w:val="14"/>
-          <w:szCs w:val="14"/>
-          <w:shd w:val="clear" w:color="auto" w:fill="B7B7B7"/>
-        </w:rPr>
-        <w:t>(GPT</w:t>
-      </w:r>
-      <w:r>
-        <w:rPr>
-          <w:rFonts w:ascii="Cambria Math" w:hAnsi="Cambria Math" w:cs="Cambria Math"/>
-          <w:b/>
-          <w:sz w:val="14"/>
-          <w:szCs w:val="14"/>
-          <w:shd w:val="clear" w:color="auto" w:fill="B7B7B7"/>
+          <w:rFonts w:ascii="Arial" w:eastAsia="Arial" w:hAnsi="Arial" w:cs="Arial"/>
+          <w:b/>
+          <w:color w:val="000000"/>
+          <w:sz w:val="18"/>
+          <w:highlight w:val="lightGray"/>
+        </w:rPr>
+        <w:t># Source: AI Source: Provided by: [Data Path</w:t>
+      </w:r>
+      <w:r>
+        <w:rPr>
+          <w:rFonts w:ascii="Arial" w:eastAsia="Arial" w:hAnsi="Arial" w:cs="Arial"/>
+          <w:color w:val="000000"/>
+          <w:sz w:val="18"/>
+          <w:highlight w:val="lightGray"/>
+        </w:rPr>
+        <w:t xml:space="preserve">: Persons Table -&gt; ID Column: 1, Name_En Column: Motasem Essam] -&gt; </w:t>
+      </w:r>
+      <w:r>
+        <w:rPr>
+          <w:rFonts w:ascii="Arial" w:eastAsia="Arial" w:hAnsi="Arial" w:cs="Arial"/>
+          <w:b/>
+          <w:color w:val="000000"/>
+          <w:sz w:val="18"/>
+          <w:highlight w:val="lightGray"/>
+        </w:rPr>
+        <w:t>From:</w:t>
+      </w:r>
+      <w:r>
+        <w:rPr>
+          <w:rFonts w:ascii="Arial" w:eastAsia="Arial" w:hAnsi="Arial" w:cs="Arial"/>
+          <w:color w:val="000000"/>
+          <w:sz w:val="18"/>
+          <w:highlight w:val="lightGray"/>
+        </w:rPr>
+        <w:t xml:space="preserve"> [Chatgpt (GPT</w:t>
+      </w:r>
+      <w:r>
+        <w:rPr>
+          <w:rFonts w:ascii="Arial" w:eastAsia="Arial" w:hAnsi="Arial" w:cs="Cambria Math"/>
+          <w:color w:val="000000"/>
+          <w:sz w:val="18"/>
+          <w:highlight w:val="lightGray"/>
         </w:rPr>
         <w:t>‑</w:t>
       </w:r>
       <w:r>
         <w:rPr>
-          <w:b/>
-          <w:sz w:val="14"/>
-          <w:szCs w:val="14"/>
-          <w:shd w:val="clear" w:color="auto" w:fill="B7B7B7"/>
-        </w:rPr>
-        <w:t>5 Mini) at [8/14/2025]</w:t>
+          <w:rFonts w:ascii="Arial" w:eastAsia="Arial" w:hAnsi="Arial" w:cs="Arial"/>
+          <w:color w:val="000000"/>
+          <w:sz w:val="18"/>
+          <w:highlight w:val="lightGray"/>
+        </w:rPr>
+        <w:t xml:space="preserve">5 Mini)] </w:t>
+      </w:r>
+      <w:r>
+        <w:rPr>
+          <w:rFonts w:ascii="Arial" w:eastAsia="Arial" w:hAnsi="Arial" w:cs="Arial"/>
+          <w:b/>
+          <w:color w:val="000000"/>
+          <w:sz w:val="18"/>
+          <w:highlight w:val="lightGray"/>
+        </w:rPr>
+        <w:t>on</w:t>
+      </w:r>
+      <w:r>
+        <w:rPr>
+          <w:rFonts w:ascii="Arial" w:eastAsia="Arial" w:hAnsi="Arial"/>
+          <w:sz w:val="18"/>
+          <w:highlight w:val="lightGray"/>
+        </w:rPr>
+        <w:t xml:space="preserve"> [8/14/2025]</w:t>
       </w:r>
     </w:p>
     <w:p>
@@ -1062,7 +1208,7 @@
           <w:ilvl w:val="0"/>
           <w:numId w:val="1"/>
         </w:numPr>
-        <w:spacing w:before="240"/>
+        <w:spacing w:before="240" w:after="0" w:line="276" w:lineRule="auto"/>
       </w:pPr>
       <w:r>
         <w:rPr>
@@ -1090,6 +1236,7 @@
           <w:ilvl w:val="0"/>
           <w:numId w:val="1"/>
         </w:numPr>
+        <w:spacing w:after="0" w:line="276" w:lineRule="auto"/>
       </w:pPr>
       <w:r>
         <w:rPr>
@@ -1117,7 +1264,7 @@
           <w:ilvl w:val="0"/>
           <w:numId w:val="1"/>
         </w:numPr>
-        <w:spacing w:after="240"/>
+        <w:spacing w:after="240" w:line="276" w:lineRule="auto"/>
       </w:pPr>
       <w:r>
         <w:rPr>
@@ -1141,7 +1288,7 @@
     </w:p>
     <w:p>
       <w:r>
-        <w:pict w14:anchorId="5E15F7DE">
+        <w:pict>
           <v:rect id="_x0000_i1029" style="width:0;height:1.5pt" o:hralign="center" o:hrstd="t" o:hr="t" fillcolor="#a0a0a0" stroked="f"/>
         </w:pict>
       </w:r>
@@ -1177,51 +1324,77 @@
       </w:pPr>
       <w:r>
         <w:rPr>
-          <w:b/>
-          <w:shd w:val="clear" w:color="auto" w:fill="B7B7B7"/>
-        </w:rPr>
-        <w:t># Source</w:t>
-      </w:r>
-      <w:r>
-        <w:rPr>
-          <w:shd w:val="clear" w:color="auto" w:fill="B7B7B7"/>
-        </w:rPr>
-        <w:t xml:space="preserve">: </w:t>
-      </w:r>
-      <w:r>
-        <w:rPr>
-          <w:b/>
-          <w:shd w:val="clear" w:color="auto" w:fill="B7B7B7"/>
-        </w:rPr>
-        <w:t xml:space="preserve">Chatgpt </w:t>
-      </w:r>
-      <w:r>
-        <w:rPr>
-          <w:b/>
-          <w:sz w:val="14"/>
-          <w:szCs w:val="14"/>
-          <w:shd w:val="clear" w:color="auto" w:fill="B7B7B7"/>
-        </w:rPr>
-        <w:t>(GPT</w:t>
-      </w:r>
-      <w:r>
-        <w:rPr>
-          <w:rFonts w:ascii="Cambria Math" w:hAnsi="Cambria Math" w:cs="Cambria Math"/>
-          <w:b/>
-          <w:sz w:val="14"/>
-          <w:szCs w:val="14"/>
-          <w:shd w:val="clear" w:color="auto" w:fill="B7B7B7"/>
+          <w:rFonts w:ascii="Arial" w:eastAsia="Arial" w:hAnsi="Arial" w:cs="Arial"/>
+          <w:b/>
+          <w:color w:val="000000"/>
+          <w:sz w:val="18"/>
+          <w:highlight w:val="lightGray"/>
+        </w:rPr>
+        <w:t># Source: AI Source: Provided by: [Data Path</w:t>
+      </w:r>
+      <w:r>
+        <w:rPr>
+          <w:rFonts w:ascii="Arial" w:eastAsia="Arial" w:hAnsi="Arial" w:cs="Arial"/>
+          <w:color w:val="000000"/>
+          <w:sz w:val="18"/>
+          <w:highlight w:val="lightGray"/>
+        </w:rPr>
+        <w:t xml:space="preserve">: Persons Table -&gt; ID Column: 1, Name_En Column: Motasem Essam] -&gt; </w:t>
+      </w:r>
+      <w:r>
+        <w:rPr>
+          <w:rFonts w:ascii="Arial" w:eastAsia="Arial" w:hAnsi="Arial" w:cs="Arial"/>
+          <w:b/>
+          <w:color w:val="000000"/>
+          <w:sz w:val="18"/>
+          <w:highlight w:val="lightGray"/>
+        </w:rPr>
+        <w:t>From:</w:t>
+      </w:r>
+      <w:r>
+        <w:rPr>
+          <w:rFonts w:ascii="Arial" w:eastAsia="Arial" w:hAnsi="Arial" w:cs="Arial"/>
+          <w:color w:val="000000"/>
+          <w:sz w:val="18"/>
+          <w:highlight w:val="lightGray"/>
+        </w:rPr>
+        <w:t xml:space="preserve"> [Chatgpt (GPT</w:t>
+      </w:r>
+      <w:r>
+        <w:rPr>
+          <w:rFonts w:ascii="Arial" w:eastAsia="Arial" w:hAnsi="Arial" w:cs="Cambria Math"/>
+          <w:color w:val="000000"/>
+          <w:sz w:val="18"/>
+          <w:highlight w:val="lightGray"/>
         </w:rPr>
         <w:t>‑</w:t>
       </w:r>
       <w:r>
         <w:rPr>
-          <w:b/>
-          <w:sz w:val="14"/>
-          <w:szCs w:val="14"/>
-          <w:shd w:val="clear" w:color="auto" w:fill="B7B7B7"/>
-        </w:rPr>
-        <w:t>5 Mini) at [8/14/2025]</w:t>
+          <w:rFonts w:ascii="Arial" w:eastAsia="Arial" w:hAnsi="Arial" w:cs="Arial"/>
+          <w:color w:val="000000"/>
+          <w:sz w:val="18"/>
+          <w:highlight w:val="lightGray"/>
+        </w:rPr>
+        <w:t xml:space="preserve">5 Mini)] </w:t>
+      </w:r>
+      <w:r>
+        <w:rPr>
+          <w:rFonts w:ascii="Arial" w:eastAsia="Arial" w:hAnsi="Arial" w:cs="Arial"/>
+          <w:b/>
+          <w:color w:val="000000"/>
+          <w:sz w:val="18"/>
+          <w:highlight w:val="lightGray"/>
+        </w:rPr>
+        <w:t>on</w:t>
+      </w:r>
+      <w:r>
+        <w:rPr>
+          <w:rFonts w:ascii="Arial" w:eastAsia="Arial" w:hAnsi="Arial"/>
+          <w:sz w:val="18"/>
+          <w:highlight w:val="lightGray"/>
+        </w:rPr>
+        <w:t xml:space="preserve"> [8/14/2025]</w:t>
       </w:r>
     </w:p>
     <w:p>
@@ -1229,9 +1402,8 @@
         <w:rPr>
           <w:noProof/>
         </w:rPr>
-        <w:lastRenderedPageBreak/>
         <w:drawing>
-          <wp:inline distT="114300" distB="114300" distL="114300" distR="114300" wp14:anchorId="649F9B89" wp14:editId="5A1EB088">
+          <wp:inline distT="114300" distB="114300" distL="114300" distR="114300" wp14:anchorId="6EE92FE1" wp14:editId="02DEB032">
             <wp:extent cx="5943600" cy="4648200"/>
             <wp:effectExtent l="0" t="0" r="0" b="0"/>
             <wp:docPr id="1" name="image1.png"/>
@@ -1524,7 +1696,6 @@
         <w:rPr>
           <w:rFonts w:ascii="Arial Unicode MS" w:eastAsia="Arial Unicode MS" w:hAnsi="Arial Unicode MS" w:cs="Arial Unicode MS"/>
         </w:rPr>
-        <w:lastRenderedPageBreak/>
         <w:t xml:space="preserve">       ├── Test Management</w:t>
       </w:r>
     </w:p>
@@ -1557,18 +1728,19 @@
     <w:p/>
     <w:p>
       <w:r>
-        <w:pict w14:anchorId="0BD2F98F">
+        <w:pict>
           <v:rect id="_x0000_i1030" style="width:0;height:1.5pt" o:hralign="center" o:hrstd="t" o:hr="t" fillcolor="#a0a0a0" stroked="f"/>
         </w:pict>
       </w:r>
     </w:p>
+    <w:p/>
     <w:p/>
     <w:p/>
     <w:sectPr>
       <w:pgSz w:w="12240" w:h="15840"/>
       <w:pgMar w:top="1440" w:right="1440" w:bottom="1440" w:left="1440" w:header="720" w:footer="720" w:gutter="0"/>
-      <w:pgNumType w:start="1"/>
       <w:cols w:space="720"/>
+      <w:docGrid w:linePitch="360"/>
     </w:sectPr>
   </w:body>
 </w:document>
@@ -2443,18 +2615,6 @@
   <w:style w:type="paragraph" w:default="1" w:styleId="Normal">
     <w:name w:val="Normal"/>
     <w:qFormat/>
-    <w:rsid w:val="00935308"/>
-    <w:pPr>
-      <w:spacing w:after="0" w:line="276" w:lineRule="auto"/>
-    </w:pPr>
-    <w:rPr>
-      <w:rFonts w:ascii="Arial" w:eastAsia="Arial" w:hAnsi="Arial" w:cs="Arial"/>
-      <w:kern w:val="0"/>
-      <w:sz w:val="22"/>
-      <w:szCs w:val="22"/>
-      <w:lang w:val="en"/>
-      <w14:ligatures w14:val="none"/>
-    </w:rPr>
   </w:style>
   <w:style w:type="paragraph" w:styleId="Heading1">
     <w:name w:val="heading 1"/>
@@ -2463,7 +2623,7 @@
     <w:link w:val="Heading1Char"/>
     <w:uiPriority w:val="9"/>
     <w:qFormat/>
-    <w:rsid w:val="007A2664"/>
+    <w:rsid w:val="004225CB"/>
     <w:pPr>
       <w:keepNext/>
       <w:keepLines/>
@@ -2485,7 +2645,7 @@
     <w:uiPriority w:val="9"/>
     <w:unhideWhenUsed/>
     <w:qFormat/>
-    <w:rsid w:val="007A2664"/>
+    <w:rsid w:val="004225CB"/>
     <w:pPr>
       <w:keepNext/>
       <w:keepLines/>
@@ -2507,7 +2667,7 @@
     <w:uiPriority w:val="9"/>
     <w:unhideWhenUsed/>
     <w:qFormat/>
-    <w:rsid w:val="007A2664"/>
+    <w:rsid w:val="004225CB"/>
     <w:pPr>
       <w:keepNext/>
       <w:keepLines/>
@@ -2530,7 +2690,7 @@
     <w:semiHidden/>
     <w:unhideWhenUsed/>
     <w:qFormat/>
-    <w:rsid w:val="007A2664"/>
+    <w:rsid w:val="004225CB"/>
     <w:pPr>
       <w:keepNext/>
       <w:keepLines/>
@@ -2553,7 +2713,7 @@
     <w:semiHidden/>
     <w:unhideWhenUsed/>
     <w:qFormat/>
-    <w:rsid w:val="007A2664"/>
+    <w:rsid w:val="004225CB"/>
     <w:pPr>
       <w:keepNext/>
       <w:keepLines/>
@@ -2574,11 +2734,11 @@
     <w:semiHidden/>
     <w:unhideWhenUsed/>
     <w:qFormat/>
-    <w:rsid w:val="007A2664"/>
+    <w:rsid w:val="004225CB"/>
     <w:pPr>
       <w:keepNext/>
       <w:keepLines/>
-      <w:spacing w:before="40"/>
+      <w:spacing w:before="40" w:after="0"/>
       <w:outlineLvl w:val="5"/>
     </w:pPr>
     <w:rPr>
@@ -2597,11 +2757,11 @@
     <w:semiHidden/>
     <w:unhideWhenUsed/>
     <w:qFormat/>
-    <w:rsid w:val="007A2664"/>
+    <w:rsid w:val="004225CB"/>
     <w:pPr>
       <w:keepNext/>
       <w:keepLines/>
-      <w:spacing w:before="40"/>
+      <w:spacing w:before="40" w:after="0"/>
       <w:outlineLvl w:val="6"/>
     </w:pPr>
     <w:rPr>
@@ -2618,10 +2778,11 @@
     <w:semiHidden/>
     <w:unhideWhenUsed/>
     <w:qFormat/>
-    <w:rsid w:val="007A2664"/>
+    <w:rsid w:val="004225CB"/>
     <w:pPr>
       <w:keepNext/>
       <w:keepLines/>
+      <w:spacing w:after="0"/>
       <w:outlineLvl w:val="7"/>
     </w:pPr>
     <w:rPr>
@@ -2640,10 +2801,11 @@
     <w:semiHidden/>
     <w:unhideWhenUsed/>
     <w:qFormat/>
-    <w:rsid w:val="007A2664"/>
+    <w:rsid w:val="004225CB"/>
     <w:pPr>
       <w:keepNext/>
       <w:keepLines/>
+      <w:spacing w:after="0"/>
       <w:outlineLvl w:val="8"/>
     </w:pPr>
     <w:rPr>
@@ -2683,7 +2845,7 @@
     <w:basedOn w:val="DefaultParagraphFont"/>
     <w:link w:val="Heading1"/>
     <w:uiPriority w:val="9"/>
-    <w:rsid w:val="007A2664"/>
+    <w:rsid w:val="004225CB"/>
     <w:rPr>
       <w:rFonts w:asciiTheme="majorHAnsi" w:eastAsiaTheme="majorEastAsia" w:hAnsiTheme="majorHAnsi" w:cstheme="majorBidi"/>
       <w:color w:val="2F5496" w:themeColor="accent1" w:themeShade="BF"/>
@@ -2696,7 +2858,7 @@
     <w:basedOn w:val="DefaultParagraphFont"/>
     <w:link w:val="Heading2"/>
     <w:uiPriority w:val="9"/>
-    <w:rsid w:val="007A2664"/>
+    <w:rsid w:val="004225CB"/>
     <w:rPr>
       <w:rFonts w:asciiTheme="majorHAnsi" w:eastAsiaTheme="majorEastAsia" w:hAnsiTheme="majorHAnsi" w:cstheme="majorBidi"/>
       <w:color w:val="2F5496" w:themeColor="accent1" w:themeShade="BF"/>
@@ -2709,7 +2871,7 @@
     <w:basedOn w:val="DefaultParagraphFont"/>
     <w:link w:val="Heading3"/>
     <w:uiPriority w:val="9"/>
-    <w:rsid w:val="007A2664"/>
+    <w:rsid w:val="004225CB"/>
     <w:rPr>
       <w:rFonts w:eastAsiaTheme="majorEastAsia" w:cstheme="majorBidi"/>
       <w:color w:val="2F5496" w:themeColor="accent1" w:themeShade="BF"/>
@@ -2723,7 +2885,7 @@
     <w:link w:val="Heading4"/>
     <w:uiPriority w:val="9"/>
     <w:semiHidden/>
-    <w:rsid w:val="007A2664"/>
+    <w:rsid w:val="004225CB"/>
     <w:rPr>
       <w:rFonts w:eastAsiaTheme="majorEastAsia" w:cstheme="majorBidi"/>
       <w:i/>
@@ -2737,7 +2899,7 @@
     <w:link w:val="Heading5"/>
     <w:uiPriority w:val="9"/>
     <w:semiHidden/>
-    <w:rsid w:val="007A2664"/>
+    <w:rsid w:val="004225CB"/>
     <w:rPr>
       <w:rFonts w:eastAsiaTheme="majorEastAsia" w:cstheme="majorBidi"/>
       <w:color w:val="2F5496" w:themeColor="accent1" w:themeShade="BF"/>
@@ -2749,7 +2911,7 @@
     <w:link w:val="Heading6"/>
     <w:uiPriority w:val="9"/>
     <w:semiHidden/>
-    <w:rsid w:val="007A2664"/>
+    <w:rsid w:val="004225CB"/>
     <w:rPr>
       <w:rFonts w:eastAsiaTheme="majorEastAsia" w:cstheme="majorBidi"/>
       <w:i/>
@@ -2763,7 +2925,7 @@
     <w:link w:val="Heading7"/>
     <w:uiPriority w:val="9"/>
     <w:semiHidden/>
-    <w:rsid w:val="007A2664"/>
+    <w:rsid w:val="004225CB"/>
     <w:rPr>
       <w:rFonts w:eastAsiaTheme="majorEastAsia" w:cstheme="majorBidi"/>
       <w:color w:val="595959" w:themeColor="text1" w:themeTint="A6"/>
@@ -2775,7 +2937,7 @@
     <w:link w:val="Heading8"/>
     <w:uiPriority w:val="9"/>
     <w:semiHidden/>
-    <w:rsid w:val="007A2664"/>
+    <w:rsid w:val="004225CB"/>
     <w:rPr>
       <w:rFonts w:eastAsiaTheme="majorEastAsia" w:cstheme="majorBidi"/>
       <w:i/>
@@ -2789,7 +2951,7 @@
     <w:link w:val="Heading9"/>
     <w:uiPriority w:val="9"/>
     <w:semiHidden/>
-    <w:rsid w:val="007A2664"/>
+    <w:rsid w:val="004225CB"/>
     <w:rPr>
       <w:rFonts w:eastAsiaTheme="majorEastAsia" w:cstheme="majorBidi"/>
       <w:color w:val="272727" w:themeColor="text1" w:themeTint="D8"/>
@@ -2802,7 +2964,7 @@
     <w:link w:val="TitleChar"/>
     <w:uiPriority w:val="10"/>
     <w:qFormat/>
-    <w:rsid w:val="007A2664"/>
+    <w:rsid w:val="004225CB"/>
     <w:pPr>
       <w:spacing w:after="80" w:line="240" w:lineRule="auto"/>
       <w:contextualSpacing/>
@@ -2820,7 +2982,7 @@
     <w:basedOn w:val="DefaultParagraphFont"/>
     <w:link w:val="Title"/>
     <w:uiPriority w:val="10"/>
-    <w:rsid w:val="007A2664"/>
+    <w:rsid w:val="004225CB"/>
     <w:rPr>
       <w:rFonts w:asciiTheme="majorHAnsi" w:eastAsiaTheme="majorEastAsia" w:hAnsiTheme="majorHAnsi" w:cstheme="majorBidi"/>
       <w:spacing w:val="-10"/>
@@ -2836,7 +2998,7 @@
     <w:link w:val="SubtitleChar"/>
     <w:uiPriority w:val="11"/>
     <w:qFormat/>
-    <w:rsid w:val="007A2664"/>
+    <w:rsid w:val="004225CB"/>
     <w:pPr>
       <w:numPr>
         <w:ilvl w:val="1"/>
@@ -2855,7 +3017,7 @@
     <w:basedOn w:val="DefaultParagraphFont"/>
     <w:link w:val="Subtitle"/>
     <w:uiPriority w:val="11"/>
-    <w:rsid w:val="007A2664"/>
+    <w:rsid w:val="004225CB"/>
     <w:rPr>
       <w:rFonts w:eastAsiaTheme="majorEastAsia" w:cstheme="majorBidi"/>
       <w:color w:val="595959" w:themeColor="text1" w:themeTint="A6"/>
@@ -2871,7 +3033,7 @@
     <w:link w:val="QuoteChar"/>
     <w:uiPriority w:val="29"/>
     <w:qFormat/>
-    <w:rsid w:val="007A2664"/>
+    <w:rsid w:val="004225CB"/>
     <w:pPr>
       <w:spacing w:before="160"/>
       <w:jc w:val="center"/>
@@ -2887,7 +3049,7 @@
     <w:basedOn w:val="DefaultParagraphFont"/>
     <w:link w:val="Quote"/>
     <w:uiPriority w:val="29"/>
-    <w:rsid w:val="007A2664"/>
+    <w:rsid w:val="004225CB"/>
     <w:rPr>
       <w:i/>
       <w:iCs/>
@@ -2899,7 +3061,7 @@
     <w:basedOn w:val="Normal"/>
     <w:uiPriority w:val="34"/>
     <w:qFormat/>
-    <w:rsid w:val="007A2664"/>
+    <w:rsid w:val="004225CB"/>
     <w:pPr>
       <w:ind w:left="720"/>
       <w:contextualSpacing/>
@@ -2910,7 +3072,7 @@
     <w:basedOn w:val="DefaultParagraphFont"/>
     <w:uiPriority w:val="21"/>
     <w:qFormat/>
-    <w:rsid w:val="007A2664"/>
+    <w:rsid w:val="004225CB"/>
     <w:rPr>
       <w:i/>
       <w:iCs/>
@@ -2924,7 +3086,7 @@
     <w:link w:val="IntenseQuoteChar"/>
     <w:uiPriority w:val="30"/>
     <w:qFormat/>
-    <w:rsid w:val="007A2664"/>
+    <w:rsid w:val="004225CB"/>
     <w:pPr>
       <w:pBdr>
         <w:top w:val="single" w:sz="4" w:space="10" w:color="2F5496" w:themeColor="accent1" w:themeShade="BF"/>
@@ -2945,7 +3107,7 @@
     <w:basedOn w:val="DefaultParagraphFont"/>
     <w:link w:val="IntenseQuote"/>
     <w:uiPriority w:val="30"/>
-    <w:rsid w:val="007A2664"/>
+    <w:rsid w:val="004225CB"/>
     <w:rPr>
       <w:i/>
       <w:iCs/>
@@ -2957,7 +3119,7 @@
     <w:basedOn w:val="DefaultParagraphFont"/>
     <w:uiPriority w:val="32"/>
     <w:qFormat/>
-    <w:rsid w:val="007A2664"/>
+    <w:rsid w:val="004225CB"/>
     <w:rPr>
       <w:b/>
       <w:bCs/>
